--- a/Lab04/Lab04.docx
+++ b/Lab04/Lab04.docx
@@ -9,6 +9,9 @@
     </w:p>
     <w:p>
       <w:r>
+        <w:rPr>
+          <w:noProof/>
+        </w:rPr>
         <w:drawing>
           <wp:inline distT="0" distB="0" distL="0" distR="0" wp14:anchorId="32755F08" wp14:editId="5BCB7B97">
             <wp:extent cx="4515480" cy="1333686"/>
@@ -53,6 +56,9 @@
     </w:p>
     <w:p>
       <w:r>
+        <w:rPr>
+          <w:noProof/>
+        </w:rPr>
         <w:drawing>
           <wp:inline distT="0" distB="0" distL="0" distR="0" wp14:anchorId="00225A5F" wp14:editId="5D417B77">
             <wp:extent cx="5943600" cy="4095750"/>
@@ -97,6 +103,9 @@
     </w:p>
     <w:p>
       <w:r>
+        <w:rPr>
+          <w:noProof/>
+        </w:rPr>
         <w:lastRenderedPageBreak/>
         <w:drawing>
           <wp:inline distT="0" distB="0" distL="0" distR="0" wp14:anchorId="08913223" wp14:editId="2DC79809">
@@ -142,6 +151,9 @@
     </w:p>
     <w:p>
       <w:r>
+        <w:rPr>
+          <w:noProof/>
+        </w:rPr>
         <w:drawing>
           <wp:inline distT="0" distB="0" distL="0" distR="0" wp14:anchorId="78E38B41" wp14:editId="0BE128FB">
             <wp:extent cx="5943600" cy="1636395"/>
@@ -186,6 +198,9 @@
     </w:p>
     <w:p>
       <w:r>
+        <w:rPr>
+          <w:noProof/>
+        </w:rPr>
         <w:drawing>
           <wp:inline distT="0" distB="0" distL="0" distR="0" wp14:anchorId="7E300B17" wp14:editId="32725D54">
             <wp:extent cx="5943600" cy="546735"/>
@@ -230,6 +245,9 @@
     </w:p>
     <w:p>
       <w:r>
+        <w:rPr>
+          <w:noProof/>
+        </w:rPr>
         <w:drawing>
           <wp:inline distT="0" distB="0" distL="0" distR="0" wp14:anchorId="67F9FA35" wp14:editId="3A03DB72">
             <wp:extent cx="5943600" cy="504190"/>
@@ -274,6 +292,9 @@
     </w:p>
     <w:p>
       <w:r>
+        <w:rPr>
+          <w:noProof/>
+        </w:rPr>
         <w:lastRenderedPageBreak/>
         <w:drawing>
           <wp:inline distT="0" distB="0" distL="0" distR="0" wp14:anchorId="5DE80560" wp14:editId="06464EB9">
@@ -319,6 +340,9 @@
     </w:p>
     <w:p>
       <w:r>
+        <w:rPr>
+          <w:noProof/>
+        </w:rPr>
         <w:drawing>
           <wp:inline distT="0" distB="0" distL="0" distR="0" wp14:anchorId="5EEAB203" wp14:editId="1A94611C">
             <wp:extent cx="5943600" cy="4425950"/>
@@ -364,6 +388,9 @@
     </w:p>
     <w:p>
       <w:r>
+        <w:rPr>
+          <w:noProof/>
+        </w:rPr>
         <w:drawing>
           <wp:inline distT="0" distB="0" distL="0" distR="0" wp14:anchorId="21823B41" wp14:editId="1C27F1A0">
             <wp:extent cx="4877481" cy="419158"/>
@@ -408,6 +435,9 @@
     </w:p>
     <w:p>
       <w:r>
+        <w:rPr>
+          <w:noProof/>
+        </w:rPr>
         <w:drawing>
           <wp:inline distT="0" distB="0" distL="0" distR="0" wp14:anchorId="43051E52" wp14:editId="05606D94">
             <wp:extent cx="5943600" cy="1478280"/>
@@ -452,6 +482,9 @@
     </w:p>
     <w:p>
       <w:r>
+        <w:rPr>
+          <w:noProof/>
+        </w:rPr>
         <w:drawing>
           <wp:inline distT="0" distB="0" distL="0" distR="0" wp14:anchorId="36312F00" wp14:editId="3018A3E3">
             <wp:extent cx="5943600" cy="1029335"/>
@@ -496,6 +529,9 @@
     </w:p>
     <w:p>
       <w:r>
+        <w:rPr>
+          <w:noProof/>
+        </w:rPr>
         <w:drawing>
           <wp:inline distT="0" distB="0" distL="0" distR="0" wp14:anchorId="44579D29" wp14:editId="6E710A4D">
             <wp:extent cx="5943600" cy="1176020"/>
@@ -540,6 +576,9 @@
     </w:p>
     <w:p>
       <w:r>
+        <w:rPr>
+          <w:noProof/>
+        </w:rPr>
         <w:drawing>
           <wp:inline distT="0" distB="0" distL="0" distR="0" wp14:anchorId="166B9103" wp14:editId="030C3C11">
             <wp:extent cx="5943600" cy="1214755"/>
@@ -584,6 +623,9 @@
     </w:p>
     <w:p>
       <w:r>
+        <w:rPr>
+          <w:noProof/>
+        </w:rPr>
         <w:lastRenderedPageBreak/>
         <w:drawing>
           <wp:inline distT="0" distB="0" distL="0" distR="0" wp14:anchorId="281DFDC6" wp14:editId="4D4FBE7C">
@@ -629,6 +671,9 @@
     </w:p>
     <w:p>
       <w:r>
+        <w:rPr>
+          <w:noProof/>
+        </w:rPr>
         <w:drawing>
           <wp:inline distT="0" distB="0" distL="0" distR="0" wp14:anchorId="0170737B" wp14:editId="580E07FF">
             <wp:extent cx="5943600" cy="609600"/>
@@ -673,6 +718,9 @@
     </w:p>
     <w:p>
       <w:r>
+        <w:rPr>
+          <w:noProof/>
+        </w:rPr>
         <w:drawing>
           <wp:inline distT="0" distB="0" distL="0" distR="0" wp14:anchorId="17AA9765" wp14:editId="067EC819">
             <wp:extent cx="5772956" cy="657317"/>
@@ -717,6 +765,9 @@
     </w:p>
     <w:p>
       <w:r>
+        <w:rPr>
+          <w:noProof/>
+        </w:rPr>
         <w:drawing>
           <wp:inline distT="0" distB="0" distL="0" distR="0" wp14:anchorId="56DF9CCB" wp14:editId="01EBCFA1">
             <wp:extent cx="5943600" cy="2341245"/>
@@ -761,6 +812,9 @@
     </w:p>
     <w:p>
       <w:r>
+        <w:rPr>
+          <w:noProof/>
+        </w:rPr>
         <w:drawing>
           <wp:inline distT="0" distB="0" distL="0" distR="0" wp14:anchorId="475D3AD1" wp14:editId="5EA63320">
             <wp:extent cx="5801535" cy="819264"/>
@@ -805,6 +859,9 @@
     </w:p>
     <w:p>
       <w:r>
+        <w:rPr>
+          <w:noProof/>
+        </w:rPr>
         <w:lastRenderedPageBreak/>
         <w:drawing>
           <wp:inline distT="0" distB="0" distL="0" distR="0" wp14:anchorId="142AC9D1" wp14:editId="7E63F9B9">
@@ -850,6 +907,9 @@
     </w:p>
     <w:p>
       <w:r>
+        <w:rPr>
+          <w:noProof/>
+        </w:rPr>
         <w:drawing>
           <wp:inline distT="0" distB="0" distL="0" distR="0" wp14:anchorId="4CFBC138" wp14:editId="1DC8999C">
             <wp:extent cx="5943600" cy="609600"/>
@@ -894,6 +954,9 @@
     </w:p>
     <w:p>
       <w:r>
+        <w:rPr>
+          <w:noProof/>
+        </w:rPr>
         <w:drawing>
           <wp:inline distT="0" distB="0" distL="0" distR="0" wp14:anchorId="5A432E69" wp14:editId="247DBCB3">
             <wp:extent cx="5943600" cy="869950"/>
@@ -938,6 +1001,9 @@
     </w:p>
     <w:p>
       <w:r>
+        <w:rPr>
+          <w:noProof/>
+        </w:rPr>
         <w:drawing>
           <wp:inline distT="0" distB="0" distL="0" distR="0" wp14:anchorId="2ACECCBE" wp14:editId="7B65C7D7">
             <wp:extent cx="5943600" cy="610235"/>
@@ -982,6 +1048,9 @@
     </w:p>
     <w:p>
       <w:r>
+        <w:rPr>
+          <w:noProof/>
+        </w:rPr>
         <w:drawing>
           <wp:inline distT="0" distB="0" distL="0" distR="0" wp14:anchorId="53D50825" wp14:editId="2EA651ED">
             <wp:extent cx="5096586" cy="1390844"/>
@@ -1026,6 +1095,9 @@
     </w:p>
     <w:p>
       <w:r>
+        <w:rPr>
+          <w:noProof/>
+        </w:rPr>
         <w:drawing>
           <wp:inline distT="0" distB="0" distL="0" distR="0" wp14:anchorId="12FD8192" wp14:editId="2260799C">
             <wp:extent cx="5925377" cy="581106"/>
@@ -1070,6 +1142,9 @@
     </w:p>
     <w:p>
       <w:r>
+        <w:rPr>
+          <w:noProof/>
+        </w:rPr>
         <w:drawing>
           <wp:inline distT="0" distB="0" distL="0" distR="0" wp14:anchorId="04231C26" wp14:editId="216198DB">
             <wp:extent cx="5943600" cy="428625"/>
@@ -1115,6 +1190,9 @@
     </w:p>
     <w:p>
       <w:r>
+        <w:rPr>
+          <w:noProof/>
+        </w:rPr>
         <w:drawing>
           <wp:inline distT="0" distB="0" distL="0" distR="0" wp14:anchorId="5C541D24" wp14:editId="21EED841">
             <wp:extent cx="5115639" cy="600159"/>
@@ -1159,6 +1237,9 @@
     </w:p>
     <w:p>
       <w:r>
+        <w:rPr>
+          <w:noProof/>
+        </w:rPr>
         <w:drawing>
           <wp:inline distT="0" distB="0" distL="0" distR="0" wp14:anchorId="7A89F6C2" wp14:editId="23EC24D1">
             <wp:extent cx="5943600" cy="661670"/>
@@ -1203,6 +1284,9 @@
     </w:p>
     <w:p>
       <w:r>
+        <w:rPr>
+          <w:noProof/>
+        </w:rPr>
         <w:drawing>
           <wp:inline distT="0" distB="0" distL="0" distR="0" wp14:anchorId="46342D21" wp14:editId="313E46D1">
             <wp:extent cx="5943600" cy="3930650"/>
@@ -1258,6 +1342,91 @@
     <w:p>
       <w:r>
         <w:t>docker run -d -p 8080:80 my_nginx_image</w:t>
+      </w:r>
+    </w:p>
+    <w:p/>
+    <w:p>
+      <w:r>
+        <w:lastRenderedPageBreak/>
+        <w:t>Bài 2</w:t>
+      </w:r>
+    </w:p>
+    <w:p>
+      <w:r>
+        <w:drawing>
+          <wp:inline distT="0" distB="0" distL="0" distR="0" wp14:anchorId="5B6E53E9" wp14:editId="3295F24E">
+            <wp:extent cx="3934374" cy="1152686"/>
+            <wp:effectExtent l="0" t="0" r="0" b="9525"/>
+            <wp:docPr id="823313993" name="Picture 1"/>
+            <wp:cNvGraphicFramePr>
+              <a:graphicFrameLocks xmlns:a="http://schemas.openxmlformats.org/drawingml/2006/main" noChangeAspect="1"/>
+            </wp:cNvGraphicFramePr>
+            <a:graphic xmlns:a="http://schemas.openxmlformats.org/drawingml/2006/main">
+              <a:graphicData uri="http://schemas.openxmlformats.org/drawingml/2006/picture">
+                <pic:pic xmlns:pic="http://schemas.openxmlformats.org/drawingml/2006/picture">
+                  <pic:nvPicPr>
+                    <pic:cNvPr id="823313993" name=""/>
+                    <pic:cNvPicPr/>
+                  </pic:nvPicPr>
+                  <pic:blipFill>
+                    <a:blip r:embed="rId32"/>
+                    <a:stretch>
+                      <a:fillRect/>
+                    </a:stretch>
+                  </pic:blipFill>
+                  <pic:spPr>
+                    <a:xfrm>
+                      <a:off x="0" y="0"/>
+                      <a:ext cx="3934374" cy="1152686"/>
+                    </a:xfrm>
+                    <a:prstGeom prst="rect">
+                      <a:avLst/>
+                    </a:prstGeom>
+                  </pic:spPr>
+                </pic:pic>
+              </a:graphicData>
+            </a:graphic>
+          </wp:inline>
+        </w:drawing>
+      </w:r>
+    </w:p>
+    <w:p>
+      <w:r>
+        <w:drawing>
+          <wp:inline distT="0" distB="0" distL="0" distR="0" wp14:anchorId="195677D0" wp14:editId="2035BC7E">
+            <wp:extent cx="5943600" cy="5610225"/>
+            <wp:effectExtent l="0" t="0" r="0" b="9525"/>
+            <wp:docPr id="1735040610" name="Picture 1"/>
+            <wp:cNvGraphicFramePr>
+              <a:graphicFrameLocks xmlns:a="http://schemas.openxmlformats.org/drawingml/2006/main" noChangeAspect="1"/>
+            </wp:cNvGraphicFramePr>
+            <a:graphic xmlns:a="http://schemas.openxmlformats.org/drawingml/2006/main">
+              <a:graphicData uri="http://schemas.openxmlformats.org/drawingml/2006/picture">
+                <pic:pic xmlns:pic="http://schemas.openxmlformats.org/drawingml/2006/picture">
+                  <pic:nvPicPr>
+                    <pic:cNvPr id="1735040610" name=""/>
+                    <pic:cNvPicPr/>
+                  </pic:nvPicPr>
+                  <pic:blipFill>
+                    <a:blip r:embed="rId33"/>
+                    <a:stretch>
+                      <a:fillRect/>
+                    </a:stretch>
+                  </pic:blipFill>
+                  <pic:spPr>
+                    <a:xfrm>
+                      <a:off x="0" y="0"/>
+                      <a:ext cx="5943600" cy="5610225"/>
+                    </a:xfrm>
+                    <a:prstGeom prst="rect">
+                      <a:avLst/>
+                    </a:prstGeom>
+                  </pic:spPr>
+                </pic:pic>
+              </a:graphicData>
+            </a:graphic>
+          </wp:inline>
+        </w:drawing>
       </w:r>
     </w:p>
     <w:sectPr>
@@ -1873,6 +2042,7 @@
   <w:style w:type="character" w:default="1" w:styleId="DefaultParagraphFont">
     <w:name w:val="Default Paragraph Font"/>
     <w:uiPriority w:val="1"/>
+    <w:semiHidden/>
     <w:unhideWhenUsed/>
   </w:style>
   <w:style w:type="table" w:default="1" w:styleId="TableNormal">

--- a/Lab04/Lab04.docx
+++ b/Lab04/Lab04.docx
@@ -1345,90 +1345,7 @@
       </w:r>
     </w:p>
     <w:p/>
-    <w:p>
-      <w:r>
-        <w:lastRenderedPageBreak/>
-        <w:t>Bài 2</w:t>
-      </w:r>
-    </w:p>
-    <w:p>
-      <w:r>
-        <w:drawing>
-          <wp:inline distT="0" distB="0" distL="0" distR="0" wp14:anchorId="5B6E53E9" wp14:editId="3295F24E">
-            <wp:extent cx="3934374" cy="1152686"/>
-            <wp:effectExtent l="0" t="0" r="0" b="9525"/>
-            <wp:docPr id="823313993" name="Picture 1"/>
-            <wp:cNvGraphicFramePr>
-              <a:graphicFrameLocks xmlns:a="http://schemas.openxmlformats.org/drawingml/2006/main" noChangeAspect="1"/>
-            </wp:cNvGraphicFramePr>
-            <a:graphic xmlns:a="http://schemas.openxmlformats.org/drawingml/2006/main">
-              <a:graphicData uri="http://schemas.openxmlformats.org/drawingml/2006/picture">
-                <pic:pic xmlns:pic="http://schemas.openxmlformats.org/drawingml/2006/picture">
-                  <pic:nvPicPr>
-                    <pic:cNvPr id="823313993" name=""/>
-                    <pic:cNvPicPr/>
-                  </pic:nvPicPr>
-                  <pic:blipFill>
-                    <a:blip r:embed="rId32"/>
-                    <a:stretch>
-                      <a:fillRect/>
-                    </a:stretch>
-                  </pic:blipFill>
-                  <pic:spPr>
-                    <a:xfrm>
-                      <a:off x="0" y="0"/>
-                      <a:ext cx="3934374" cy="1152686"/>
-                    </a:xfrm>
-                    <a:prstGeom prst="rect">
-                      <a:avLst/>
-                    </a:prstGeom>
-                  </pic:spPr>
-                </pic:pic>
-              </a:graphicData>
-            </a:graphic>
-          </wp:inline>
-        </w:drawing>
-      </w:r>
-    </w:p>
-    <w:p>
-      <w:r>
-        <w:drawing>
-          <wp:inline distT="0" distB="0" distL="0" distR="0" wp14:anchorId="195677D0" wp14:editId="2035BC7E">
-            <wp:extent cx="5943600" cy="5610225"/>
-            <wp:effectExtent l="0" t="0" r="0" b="9525"/>
-            <wp:docPr id="1735040610" name="Picture 1"/>
-            <wp:cNvGraphicFramePr>
-              <a:graphicFrameLocks xmlns:a="http://schemas.openxmlformats.org/drawingml/2006/main" noChangeAspect="1"/>
-            </wp:cNvGraphicFramePr>
-            <a:graphic xmlns:a="http://schemas.openxmlformats.org/drawingml/2006/main">
-              <a:graphicData uri="http://schemas.openxmlformats.org/drawingml/2006/picture">
-                <pic:pic xmlns:pic="http://schemas.openxmlformats.org/drawingml/2006/picture">
-                  <pic:nvPicPr>
-                    <pic:cNvPr id="1735040610" name=""/>
-                    <pic:cNvPicPr/>
-                  </pic:nvPicPr>
-                  <pic:blipFill>
-                    <a:blip r:embed="rId33"/>
-                    <a:stretch>
-                      <a:fillRect/>
-                    </a:stretch>
-                  </pic:blipFill>
-                  <pic:spPr>
-                    <a:xfrm>
-                      <a:off x="0" y="0"/>
-                      <a:ext cx="5943600" cy="5610225"/>
-                    </a:xfrm>
-                    <a:prstGeom prst="rect">
-                      <a:avLst/>
-                    </a:prstGeom>
-                  </pic:spPr>
-                </pic:pic>
-              </a:graphicData>
-            </a:graphic>
-          </wp:inline>
-        </w:drawing>
-      </w:r>
-    </w:p>
+    <w:p/>
     <w:sectPr>
       <w:pgSz w:w="12240" w:h="15840"/>
       <w:pgMar w:top="1440" w:right="1440" w:bottom="1440" w:left="1440" w:header="720" w:footer="720" w:gutter="0"/>
